--- a/companies/calderwood-partners/Engagements/Walker-Murray/Meeting Minutes 2022-08-08 - Walker-Murray.docx
+++ b/companies/calderwood-partners/Engagements/Walker-Murray/Meeting Minutes 2022-08-08 - Walker-Murray.docx
@@ -7,12 +7,12 @@
         <w:pStyle w:val="Heading1"/>
       </w:pPr>
       <w:r>
-        <w:t>Working Session: Margin Diagnostic Review</w:t>
+        <w:t>Minutes: Margin Recovery Program for Walker-Murray</w:t>
       </w:r>
     </w:p>
     <w:p>
       <w:r>
-        <w:t>Minutes recorded by Jason Torres. Subject: margin recovery program for Walker-Murray, mid-engagement working session with the client team.</w:t>
+        <w:t>These minutes record the working session held with Walker-Murray this week, roughly at the midpoint of the program, and are circulated so that the decisions taken there are settled on the record rather than left to memory. Where a matter was discussed but not resolved, I have said so, and carried it forward as an action rather than dressed it up as a conclusion.</w:t>
       </w:r>
     </w:p>
     <w:p>
@@ -20,7 +20,7 @@
         <w:pStyle w:val="Heading2"/>
       </w:pPr>
       <w:r>
-        <w:t>Attendees</w:t>
+        <w:t>Present</w:t>
       </w:r>
     </w:p>
     <w:p>
@@ -28,7 +28,7 @@
         <w:pStyle w:val="ListBullet"/>
       </w:pPr>
       <w:r>
-        <w:t>Jason Torres, Principal</w:t>
+        <w:t>Jason Torres, Principal, Calderwood Partners (chair)</w:t>
       </w:r>
     </w:p>
     <w:p>
@@ -36,7 +36,7 @@
         <w:pStyle w:val="ListBullet"/>
       </w:pPr>
       <w:r>
-        <w:t>Melissa Casey, Research Associate</w:t>
+        <w:t>Melissa Casey, Research Associate, Calderwood Partners</w:t>
       </w:r>
     </w:p>
     <w:p>
@@ -44,7 +44,7 @@
         <w:pStyle w:val="ListBullet"/>
       </w:pPr>
       <w:r>
-        <w:t>James Green, Senior Associate</w:t>
+        <w:t>James Green, Senior Associate, Calderwood Partners</w:t>
       </w:r>
     </w:p>
     <w:p>
@@ -52,7 +52,7 @@
         <w:pStyle w:val="ListBullet"/>
       </w:pPr>
       <w:r>
-        <w:t>Steven Sanchez, Research Associate</w:t>
+        <w:t>Steven Sanchez, Research Associate, Calderwood Partners</w:t>
       </w:r>
     </w:p>
     <w:p>
@@ -68,12 +68,27 @@
         <w:pStyle w:val="Heading2"/>
       </w:pPr>
       <w:r>
-        <w:t>Where the margin baseline stands</w:t>
+        <w:t>Matters Discussed</w:t>
       </w:r>
     </w:p>
     <w:p>
       <w:r>
-        <w:t>James Green walked the group through the margin baseline, now reconciled to the management accounts across the main product lines. The reconciliation ties within a tolerance the client's finance staff accepts, which lets us build on the baseline rather than relitigate it in every session. The central point is that the erosion is broader than a single cause: pricing, the cost of delivery, and customer mix each account for a meaningful part of the gap, and none of them can be treated as the whole of it. That distinction matters for what follows, because it means the recovery will come from several coordinated moves rather than one large correction. James Keller confirmed that the figures match how his own team reads the accounts, and noted that the product-line view in particular is one they had not previously had in this form.</w:t>
+        <w:t>The principal item was the state of the cost and margin baseline, which James Green presented at the level of the business as a whole and, for the two largest sites, at the level of the individual plant. The analysis is far enough along to show that the margin gap is not uniform, and that a disproportionate share of it sits in a small number of product lines, though I was careful to note to the client that the plant-level detail is still incomplete and that the concentration we are seeing may soften as the remaining data arrives.</w:t>
+      </w:r>
+    </w:p>
+    <w:p>
+      <w:r>
+        <w:t>Steven Sanchez then walked the group through the data still outstanding, most of it on the commercial terms by account, and James Keller undertook to have his finance team close the largest of those gaps before we meet again. We discussed, without settling it, whether the second half of the work should weight the commercial terms more heavily than the operating model now that the early evidence points that way, and I was reluctant to fix that choice before the outstanding data is in hand, since the case for it rests in part on the very numbers we do not yet fully hold.</w:t>
+      </w:r>
+    </w:p>
+    <w:p>
+      <w:r>
+        <w:t>On the operating model, the group reviewed the map of handoffs between sales, planning, and the plants that the team has built to date. Two places where the same work is done twice were identified, along with a third where a pricing decision waits on an approval that adds days without adding judgment; the client recognized all three and did not dispute them, which I took as a sign that the operating-model findings will meet less resistance than the commercial ones and can be moved on sooner.</w:t>
+      </w:r>
+    </w:p>
+    <w:p>
+      <w:r>
+        <w:t>To let the client make that choice on something better than an impression, I asked Melissa Casey to prepare the next status pack in a form that lays the two options side by side, with the evidence for each stated plainly and the gaps in that evidence marked rather than smoothed. The client was content with that approach and asked only that the trade-off between speed and certainty be made explicit in whatever we bring forward, so that the choice is theirs to make with the risks in view rather than ours to make on their behalf.</w:t>
       </w:r>
     </w:p>
     <w:p>
@@ -81,229 +96,49 @@
         <w:pStyle w:val="Heading2"/>
       </w:pPr>
       <w:r>
-        <w:t>Findings on pricing and mix</w:t>
-      </w:r>
-    </w:p>
-    <w:p>
-      <w:r>
-        <w:t>Melissa Casey presented the pricing analysis. Realized prices sit below list more often, and by more, on the largest accounts than the discount policy would suggest, and the gap is widest where a single salesperson holds the relationship without a second approval. The pattern is consistent enough to point to practice rather than to a handful of exceptions. On mix, Steven Sanchez showed that a small number of customers and product lines carry margin well below the average, and that the same accounts tend to draw the most service, so the cost of holding them is higher than the price alone suggests. The client team did not dispute the direction, though James Keller noted that two of the low-margin accounts are held for strategic reasons the analysis on its own would not see, and asked that they be handled separately.</w:t>
+        <w:t>Actions</w:t>
       </w:r>
     </w:p>
     <w:p>
       <w:pPr>
-        <w:pStyle w:val="Heading2"/>
+        <w:pStyle w:val="ListBullet"/>
       </w:pPr>
       <w:r>
-        <w:t>Open questions</w:t>
-      </w:r>
-    </w:p>
-    <w:p>
-      <w:r>
-        <w:t>Two questions were left open, and both bear on where the recovery initiatives eventually land. The first is the treatment of the strategically held accounts, which we will size but flag separately rather than fold into the general recommendation, so the client can weigh them on their own terms. The second is whether the pricing pattern found in the largest accounts holds through the mid-sized book, which the next data cut will settle; if it does, the case for a firmer approval step is stronger, and if it does not, the recommendation narrows to the top accounts.</w:t>
+        <w:t>James Green to complete the plant-level cost model for the remaining sites and to flag any input that materially shifts the concentration we saw today.</w:t>
       </w:r>
     </w:p>
     <w:p>
       <w:pPr>
-        <w:pStyle w:val="Heading2"/>
+        <w:pStyle w:val="ListBullet"/>
       </w:pPr>
       <w:r>
-        <w:t>What the client will provide</w:t>
-      </w:r>
-    </w:p>
-    <w:p>
-      <w:r>
-        <w:t>Two inputs are owed from the client side before the next session, and both are on the critical path for the initiative design. James Keller will pull the approval history for discounts granted above policy on the largest accounts, which turns the pricing pattern from an inference into something we can show account by account. His team will also confirm the handful of accounts held for strategic reasons, so we can set them aside cleanly rather than guessing at the boundary. Neither is a heavy lift, and having both in hand lets the next working session open on the recommendation rather than on the evidence.</w:t>
+        <w:t>Steven Sanchez to consolidate the outstanding commercial-terms data and to reconcile it against the account list before the next session.</w:t>
       </w:r>
     </w:p>
     <w:p>
       <w:pPr>
-        <w:pStyle w:val="Heading2"/>
+        <w:pStyle w:val="ListBullet"/>
       </w:pPr>
       <w:r>
-        <w:t>Action items</w:t>
+        <w:t>Melissa Casey to draft the next status pack in two versions, one weighting the operating model and one the commercial terms, for internal review before it goes to the client.</w:t>
       </w:r>
     </w:p>
-    <w:tbl>
-      <w:tblPr>
-        <w:tblStyle w:val="TableGrid"/>
-        <w:tblW w:type="auto" w:w="0"/>
-        <w:tblLook w:firstColumn="1" w:firstRow="1" w:lastColumn="0" w:lastRow="0" w:noHBand="0" w:noVBand="1" w:val="04A0"/>
-      </w:tblPr>
-      <w:tblGrid>
-        <w:gridCol w:w="2880"/>
-        <w:gridCol w:w="2880"/>
-        <w:gridCol w:w="2880"/>
-      </w:tblGrid>
-      <w:tr>
-        <w:tc>
-          <w:tcPr>
-            <w:tcW w:type="dxa" w:w="2880"/>
-          </w:tcPr>
-          <w:p>
-            <w:r>
-              <w:rPr>
-                <w:b/>
-              </w:rPr>
-              <w:t>Item</w:t>
-            </w:r>
-          </w:p>
-        </w:tc>
-        <w:tc>
-          <w:tcPr>
-            <w:tcW w:type="dxa" w:w="2880"/>
-          </w:tcPr>
-          <w:p>
-            <w:r>
-              <w:rPr>
-                <w:b/>
-              </w:rPr>
-              <w:t>Owner</w:t>
-            </w:r>
-          </w:p>
-        </w:tc>
-        <w:tc>
-          <w:tcPr>
-            <w:tcW w:type="dxa" w:w="2880"/>
-          </w:tcPr>
-          <w:p>
-            <w:r>
-              <w:rPr>
-                <w:b/>
-              </w:rPr>
-              <w:t>Due</w:t>
-            </w:r>
-          </w:p>
-        </w:tc>
-      </w:tr>
-      <w:tr>
-        <w:tc>
-          <w:tcPr>
-            <w:tcW w:type="dxa" w:w="2880"/>
-          </w:tcPr>
-          <w:p>
-            <w:r>
-              <w:t>Extend the realized-price analysis to the mid-sized accounts and confirm whether the discount pattern holds</w:t>
-            </w:r>
-          </w:p>
-        </w:tc>
-        <w:tc>
-          <w:tcPr>
-            <w:tcW w:type="dxa" w:w="2880"/>
-          </w:tcPr>
-          <w:p>
-            <w:r>
-              <w:t>Melissa Casey</w:t>
-            </w:r>
-          </w:p>
-        </w:tc>
-        <w:tc>
-          <w:tcPr>
-            <w:tcW w:type="dxa" w:w="2880"/>
-          </w:tcPr>
-          <w:p>
-            <w:r>
-              <w:t>Before the next working session</w:t>
-            </w:r>
-          </w:p>
-        </w:tc>
-      </w:tr>
-      <w:tr>
-        <w:tc>
-          <w:tcPr>
-            <w:tcW w:type="dxa" w:w="2880"/>
-          </w:tcPr>
-          <w:p>
-            <w:r>
-              <w:t>Complete the customer and product profitability cut and separate out the strategically held accounts</w:t>
-            </w:r>
-          </w:p>
-        </w:tc>
-        <w:tc>
-          <w:tcPr>
-            <w:tcW w:type="dxa" w:w="2880"/>
-          </w:tcPr>
-          <w:p>
-            <w:r>
-              <w:t>Steven Sanchez</w:t>
-            </w:r>
-          </w:p>
-        </w:tc>
-        <w:tc>
-          <w:tcPr>
-            <w:tcW w:type="dxa" w:w="2880"/>
-          </w:tcPr>
-          <w:p>
-            <w:r>
-              <w:t>With the draft findings</w:t>
-            </w:r>
-          </w:p>
-        </w:tc>
-      </w:tr>
-      <w:tr>
-        <w:tc>
-          <w:tcPr>
-            <w:tcW w:type="dxa" w:w="2880"/>
-          </w:tcPr>
-          <w:p>
-            <w:r>
-              <w:t>Provide the approval history for discounts granted above policy on the largest accounts</w:t>
-            </w:r>
-          </w:p>
-        </w:tc>
-        <w:tc>
-          <w:tcPr>
-            <w:tcW w:type="dxa" w:w="2880"/>
-          </w:tcPr>
-          <w:p>
-            <w:r>
-              <w:t>James Keller</w:t>
-            </w:r>
-          </w:p>
-        </w:tc>
-        <w:tc>
-          <w:tcPr>
-            <w:tcW w:type="dxa" w:w="2880"/>
-          </w:tcPr>
-          <w:p>
-            <w:r>
-              <w:t>Within two weeks</w:t>
-            </w:r>
-          </w:p>
-        </w:tc>
-      </w:tr>
-      <w:tr>
-        <w:tc>
-          <w:tcPr>
-            <w:tcW w:type="dxa" w:w="2880"/>
-          </w:tcPr>
-          <w:p>
-            <w:r>
-              <w:t>Consolidate the findings into a first cut of recovery initiatives for internal review</w:t>
-            </w:r>
-          </w:p>
-        </w:tc>
-        <w:tc>
-          <w:tcPr>
-            <w:tcW w:type="dxa" w:w="2880"/>
-          </w:tcPr>
-          <w:p>
-            <w:r>
-              <w:t>James Green</w:t>
-            </w:r>
-          </w:p>
-        </w:tc>
-        <w:tc>
-          <w:tcPr>
-            <w:tcW w:type="dxa" w:w="2880"/>
-          </w:tcPr>
-          <w:p>
-            <w:r>
-              <w:t>Ahead of the status report</w:t>
-            </w:r>
-          </w:p>
-        </w:tc>
-      </w:tr>
-    </w:tbl>
+    <w:p>
+      <w:pPr>
+        <w:pStyle w:val="ListBullet"/>
+      </w:pPr>
+      <w:r>
+        <w:t>James Keller to have the client's finance team deliver the account-level terms for the two largest businesses.</w:t>
+      </w:r>
+    </w:p>
+    <w:p>
+      <w:pPr>
+        <w:pStyle w:val="ListBullet"/>
+      </w:pPr>
+      <w:r>
+        <w:t>Jason Torres to confirm the agenda and timing of the next working session with James Keller.</w:t>
+      </w:r>
+    </w:p>
     <w:sectPr>
       <w:headerReference w:type="first" r:id="rId9"/>
       <w:headerReference w:type="default" r:id="rId10"/>
